--- a/开题报告-3022207128-杨宇鑫.docx
+++ b/开题报告-3022207128-杨宇鑫.docx
@@ -688,14 +688,6 @@
     </w:p>
     <w:p>
       <w:pPr>
-        <w:pStyle w:val="11"/>
-      </w:pPr>
-      <w:r>
-        <w:t>国外已开发了多种侧信道攻击和测试工具，如CacheSideChannel、Flush+Relad开源实现等，支持多平台测试。</w:t>
-      </w:r>
-    </w:p>
-    <w:p>
-      <w:pPr>
         <w:pStyle w:val="3"/>
         <w:numPr>
           <w:ilvl w:val="0"/>
@@ -706,6 +698,8 @@
           <w:b w:val="0"/>
         </w:rPr>
       </w:pPr>
+      <w:bookmarkStart w:id="0" w:name="_GoBack"/>
+      <w:bookmarkEnd w:id="0"/>
       <w:r>
         <w:t>国内发展状况：</w:t>
       </w:r>
@@ -765,14 +759,6 @@
         <w:pStyle w:val="11"/>
       </w:pPr>
       <w:r>
-        <w:t>跨平台漏洞复现：基于VMSCAPE论文及相关文献，在Intel处理器平台上复现Flush+Relad和Spectre-BTI两类侧信道漏洞，验证其在不同架构上的有效性。</w:t>
-      </w:r>
-    </w:p>
-    <w:p>
-      <w:pPr>
-        <w:pStyle w:val="11"/>
-      </w:pPr>
-      <w:r>
         <w:t>跨平台数据采集与分析：使用高精度计时和性能计数器，收集平台的侧信道攻击数据，分析攻击特征和影响因素的差异。</w:t>
       </w:r>
     </w:p>
@@ -1382,14 +1368,6 @@
       </w:pPr>
       <w:r>
         <w:t>应对措施：使用标准化的测试环境，记录详细的系统配置信息，确保跨平台测试的一致性。</w:t>
-      </w:r>
-    </w:p>
-    <w:p>
-      <w:pPr>
-        <w:pStyle w:val="11"/>
-      </w:pPr>
-      <w:r>
-        <w:t>攻击复现难度风险：Spectre-BTI攻击的实现在不同平台上可能存在差异，复现难度较高。</w:t>
       </w:r>
     </w:p>
     <w:p>
@@ -1499,7 +1477,7 @@
       <w:pPr>
         <w:spacing w:line="300" w:lineRule="auto"/>
         <w:rPr>
-          <w:rFonts w:hint="eastAsia"/>
+          <w:sz w:val="24"/>
         </w:rPr>
       </w:pPr>
       <w:r>
@@ -1518,6 +1496,58 @@
     </w:p>
     <w:p>
       <w:pPr>
+        <w:pStyle w:val="11"/>
+        <w:ind w:left="0" w:leftChars="0" w:firstLine="0" w:firstLineChars="0"/>
+      </w:pPr>
+      <w:r>
+        <w:rPr>
+          <w:rFonts w:hint="eastAsia"/>
+          <w:lang w:val="en-US" w:eastAsia="zh-CN"/>
+        </w:rPr>
+        <w:t xml:space="preserve">[6] </w:t>
+      </w:r>
+      <w:r>
+        <w:t>Intel. Intel 64 and IA-32 Architectures Sftware Develper's Manual. 2022.</w:t>
+      </w:r>
+    </w:p>
+    <w:p>
+      <w:pPr>
+        <w:pStyle w:val="11"/>
+        <w:ind w:left="0" w:leftChars="0" w:firstLine="0" w:firstLineChars="0"/>
+      </w:pPr>
+      <w:r>
+        <w:rPr>
+          <w:rFonts w:hint="eastAsia"/>
+          <w:lang w:val="en-US" w:eastAsia="zh-CN"/>
+        </w:rPr>
+        <w:t xml:space="preserve">[7] </w:t>
+      </w:r>
+      <w:r>
+        <w:t>Intel. Mitigatins fr Speculative Executin Side Channels. 2018.</w:t>
+      </w:r>
+    </w:p>
+    <w:p>
+      <w:pPr>
+        <w:pStyle w:val="11"/>
+        <w:ind w:left="0" w:leftChars="0" w:firstLine="0" w:firstLineChars="0"/>
+        <w:rPr>
+          <w:rFonts w:hint="eastAsia"/>
+          <w:sz w:val="24"/>
+        </w:rPr>
+      </w:pPr>
+      <w:r>
+        <w:rPr>
+          <w:rFonts w:hint="eastAsia"/>
+          <w:lang w:val="en-US" w:eastAsia="zh-CN"/>
+        </w:rPr>
+        <w:t xml:space="preserve">[8] </w:t>
+      </w:r>
+      <w:r>
+        <w:t>Gruss D, et al. Prefetch Side-Channel Attacks: Bypassing SMAP and Kernel ASLR. USENIX Security Sympsium, 2016.</w:t>
+      </w:r>
+    </w:p>
+    <w:p>
+      <w:pPr>
         <w:pStyle w:val="2"/>
         <w:numPr>
           <w:ilvl w:val="0"/>
@@ -1628,8 +1658,6 @@
       <w:r>
         <w:t>生成可视化图表，直观展示平台的攻击效果和缓解措施差异。</w:t>
       </w:r>
-      <w:bookmarkStart w:id="0" w:name="_GoBack"/>
-      <w:bookmarkEnd w:id="0"/>
     </w:p>
     <w:tbl>
       <w:tblPr>
@@ -2355,7 +2383,7 @@
     <w:lsdException w:unhideWhenUsed="0" w:uiPriority="0" w:semiHidden="0" w:name="Closing"/>
     <w:lsdException w:unhideWhenUsed="0" w:uiPriority="0" w:semiHidden="0" w:name="Signature"/>
     <w:lsdException w:qFormat="1" w:unhideWhenUsed="0" w:uiPriority="0" w:name="Default Paragraph Font"/>
-    <w:lsdException w:unhideWhenUsed="0" w:uiPriority="0" w:semiHidden="0" w:name="Body Text"/>
+    <w:lsdException w:qFormat="1" w:unhideWhenUsed="0" w:uiPriority="0" w:semiHidden="0" w:name="Body Text"/>
     <w:lsdException w:unhideWhenUsed="0" w:uiPriority="0" w:semiHidden="0" w:name="Body Text Indent"/>
     <w:lsdException w:unhideWhenUsed="0" w:uiPriority="0" w:semiHidden="0" w:name="List Continue"/>
     <w:lsdException w:unhideWhenUsed="0" w:uiPriority="0" w:semiHidden="0" w:name="List Continue 2"/>
@@ -2790,6 +2818,7 @@
   </w:style>
   <w:style w:type="paragraph" w:styleId="11">
     <w:name w:val="Body Text"/>
+    <w:qFormat/>
     <w:uiPriority w:val="0"/>
     <w:pPr>
       <w:widowControl w:val="0"/>
